--- a/klagomål/A 18655-2025 FSC-klagomål.docx
+++ b/klagomål/A 18655-2025 FSC-klagomål.docx
@@ -865,7 +865,7 @@
     <w:r>
       <w:tab/>
       <w:tab/>
-      <w:t>2026-09-14</w:t>
+      <w:t>2026-09-15</w:t>
       <w:br/>
       <w:br/>
     </w:r>

--- a/klagomål/A 18655-2025 FSC-klagomål.docx
+++ b/klagomål/A 18655-2025 FSC-klagomål.docx
@@ -178,7 +178,7 @@
       <w:r>
         <w:drawing>
           <wp:inline xmlns:a="http://schemas.openxmlformats.org/drawingml/2006/main" xmlns:pic="http://schemas.openxmlformats.org/drawingml/2006/picture">
-            <wp:extent cx="5486400" cy="4704014"/>
+            <wp:extent cx="5486400" cy="4650575"/>
             <wp:docPr id="1" name="Picture 1"/>
             <wp:cNvGraphicFramePr>
               <a:graphicFrameLocks noChangeAspect="1"/>
@@ -199,7 +199,7 @@
                   <pic:spPr>
                     <a:xfrm>
                       <a:off x="0" y="0"/>
-                      <a:ext cx="5486400" cy="4704014"/>
+                      <a:ext cx="5486400" cy="4650575"/>
                     </a:xfrm>
                     <a:prstGeom prst="rect"/>
                   </pic:spPr>
@@ -216,12 +216,12 @@
         <w:spacing w:after="240"/>
       </w:pPr>
       <w:r>
-        <w:t>Figur 1. Fyndplatser för naturvårdsarter inom 25 meter från avverkningsanmälan. Markörer utan svart kant är placerade på fyndplatsen. Markörer med svart kant är placerade vid sidan av fyndplatsen och har ett svart streck som visar fyndplatsens exakta position. Kartans mittpunktskoordinat är N 6973083, E 645782 i SWEREF 99 TM.</w:t>
+        <w:t>Figur 1. Fyndplatser för naturvårdsarter i och inom 25 meter från avverkningsanmälan. Markörer utan svart kant är placerade på fyndplatsen. Markörer med svart kant är placerade vid sidan av fyndplatsen och har ett svart streck som visar fyndplatsens exakta position. Kartans mittpunktskoordinat är N 6973083, E 645782 i SWEREF 99 TM.</w:t>
       </w:r>
     </w:p>
     <w:p>
       <w:r>
-        <w:t>Inom 25 meter från avverkningsanmälan finns fynd av 3 naturvårdsarter, varav 2 är rödlistade och 3 är fridlysta: fransfladdermus (NT, §4a), nordfladdermus (NT, §4a) och vattenfladdermus (§4a). Se Figur 1.</w:t>
+        <w:t>I och inom 25 meter från avverkningsanmälan finns fynd av 13 naturvårdsarter, varav 9 är rödlistade, 7 är fridlysta, 9 är typiska (T) och 1 är signalart (S): gränsticka (VU, T), fransfladdermus (NT, §4a), nordfladdermus (NT, §4a), rosenticka (NT, T), rynkskinn (NT, T), talltagel (NT, T), talltita (NT, §4), tretåig hackspett (NT, T, §4), ullticka (NT, T), vedticka (S, T), gråspett (T, §4), tofsmes (T, §4) och vattenfladdermus (§4a). Se Figur 1.</w:t>
       </w:r>
     </w:p>
     <w:p>
@@ -252,6 +252,26 @@
         <w:rPr>
           <w:b/>
         </w:rPr>
+        <w:t>Gränsticka (VU)</w:t>
+      </w:r>
+      <w:r>
+        <w:t xml:space="preserve"> är en mycket bra signalart inom hela sitt utbredningsområde. Den är huvudsakligen knuten till restbestånd av barrnaturskog och förekommer med ett tydligt optimum i orörda eller måttligt påverkade gamla granskogar där det föreligger långvarig kontinuitet av grov död ved. Den totala populationen bedöms ha minskat och fortsätter att minska i takt med att grankontinuitetsskogar (äldre tidigare icke kalavverkade skogar) minskar i areal. Minskningstakten överstiger gränsvärdet för sårbar (VU). Lokaler som hyser arten bör undantas från skogsbruk, speciellt i mellersta och södra Sverige. Gränsticka är typisk art för </w:t>
+      </w:r>
+      <w:r>
+        <w:rPr>
+          <w:i/>
+        </w:rPr>
+        <w:t>9010 Taiga</w:t>
+      </w:r>
+      <w:r>
+        <w:t xml:space="preserve"> (SLU Artdatabanken, 2026; Nitare &amp; Skogsstyrelsen, 2019).</w:t>
+      </w:r>
+    </w:p>
+    <w:p>
+      <w:r>
+        <w:rPr>
+          <w:b/>
+        </w:rPr>
         <w:t>Fransfladdermus (NT, §4a)</w:t>
       </w:r>
       <w:r>
@@ -285,6 +305,240 @@
       </w:r>
       <w:r>
         <w:t xml:space="preserve"> omfattas av bilaga 4 EU:s art- och habitatdirektiv vilket innebär ett strikt skydd där arten och dess livsmiljöer ska bevaras. Nordfladdermus föredrar variationsrik skog med förekomst av sjöar, vattendrag och våtmarker och hittas framförallt i halvöppna miljöer som trädbärande beteshagar och i kantzoner mellan skog och odlingsmark. Den undviker stora öppna områden som stora hyggen och större sammanhängande planteringar vilket minskar längden bryn och landskapets heterogenitet och därmed födotillgången och mängden lämpliga jaktplatser. Skogsbruksåtgärder som leder till minskad förekomst av äldre, gles skog och då särskilt tillgång på hålträd och träd med löst sittande bark kan leda till brist på koloniplatser och viloplatser. Nordfladdermus har minskat med 27,5 (5–50) % under de senaste 21 åren och minskningstakten för den svenska populationen bedöms vara nära gränsvärdet för Sårbar (VU). (A2bc) (SLU Artdatabanken, 2024; Skogsstyrelsen, 2016).</w:t>
+      </w:r>
+    </w:p>
+    <w:p>
+      <w:r>
+        <w:rPr>
+          <w:b/>
+        </w:rPr>
+        <w:t>Rosenticka (NT)</w:t>
+      </w:r>
+      <w:r>
+        <w:t xml:space="preserve">, rödlistad som nära hotad, ingår i en karaktäristisk association av vedsvampar som växer på gamla, grova granlågor i urskogsartade barrskogar. Den är placerad i toppen av Skogsstyrelsens värdepyramid för bedömning av skog med höga naturvärden och indikerar ett granskogsekosystem med långvarig kontinuitet av grova lågor. Artens beroende av grova granlågor innebär att alla skogsskötselåtgärder på eller i omedelbar närhet av lokalerna utgör ett hot på lång sikt. Det är angeläget att populationerna inte ytterligare glesas ut och ett tillräckligt antal områden där arten nu finns måste sparas för framtiden. Rosenticka är typisk art för </w:t>
+      </w:r>
+      <w:r>
+        <w:rPr>
+          <w:i/>
+        </w:rPr>
+        <w:t xml:space="preserve">9010 Taiga </w:t>
+      </w:r>
+      <w:r>
+        <w:t xml:space="preserve">och </w:t>
+      </w:r>
+      <w:r>
+        <w:rPr>
+          <w:i/>
+        </w:rPr>
+        <w:t>9050 Näringsrik granskog</w:t>
+      </w:r>
+      <w:r>
+        <w:t xml:space="preserve"> (Nitare &amp; Skogsstyrelsen, 2019; SLU Artdatabanken, 2024).</w:t>
+      </w:r>
+    </w:p>
+    <w:p>
+      <w:r>
+        <w:rPr>
+          <w:b/>
+        </w:rPr>
+        <w:t>Rynkskinn (NT)</w:t>
+      </w:r>
+      <w:r>
+        <w:t xml:space="preserve"> är en vednedbrytare som växer på grova granlågor och ingår i en karaktäristisk association av vedsvampar knutna till urskogsartade barrskogar. Den har klassificerats som en “urskogsindikator” och är placerad i toppen av Skogsstyrelsens värdepyramid för bedömning av skog med höga naturvärden. Allt tyder på att rynkskinn är mycket känslig för skogliga ingrepp och lokalerna, som oftast har höga biologiska kvaliteter, bör lämnas till fri utveckling. Rynkskinn är typisk art för </w:t>
+      </w:r>
+      <w:r>
+        <w:rPr>
+          <w:i/>
+        </w:rPr>
+        <w:t xml:space="preserve">9010 Taiga, 9050 Näringsrik granskog </w:t>
+      </w:r>
+      <w:r>
+        <w:t>och</w:t>
+      </w:r>
+      <w:r>
+        <w:rPr>
+          <w:i/>
+        </w:rPr>
+        <w:t xml:space="preserve"> 9030 Landhöjningsskog</w:t>
+      </w:r>
+      <w:r>
+        <w:t xml:space="preserve"> (Nitare &amp; Skogsstyrelsen, 2019; SLU Artdatabanken, 2026).</w:t>
+      </w:r>
+    </w:p>
+    <w:p>
+      <w:r>
+        <w:rPr>
+          <w:b/>
+        </w:rPr>
+        <w:t>Talltagel (NT)</w:t>
+      </w:r>
+      <w:r>
+        <w:t xml:space="preserve"> är en boreal art som förekommer på tall i äldre, öppna tallskogar. Den påverkas negativt av brist på kontinuitetsskog och minskningstakten bedöms vara nära gränsvärdet för Sårbar (VU). Talltagel är typisk art för </w:t>
+      </w:r>
+      <w:r>
+        <w:rPr>
+          <w:i/>
+        </w:rPr>
+        <w:t>9010 Taiga</w:t>
+      </w:r>
+      <w:r>
+        <w:t xml:space="preserve"> (SLU Artdatabanken, 2026).</w:t>
+      </w:r>
+    </w:p>
+    <w:p>
+      <w:r>
+        <w:rPr>
+          <w:b/>
+        </w:rPr>
+        <w:t>Talltita (NT, §4)</w:t>
+      </w:r>
+      <w:r>
+        <w:t>, rödlistad som nära hotad och prioriterad art i Skogsvårdslagen, har häckningsrevir i anmälan. Arten har minskat kraftigt de senaste 30 åren och minskningstakten innevarande 10-årsperiod beräknas till 20 (10–30) %. Talltitan är synnerligen trogen sitt cirka 15 hektar stora revir och är beroende av flerskiktade olikåldriga skogar för att kunna föda upp sina ungar. Talltitan försvinner om dess livsmiljö kalavverkas (Eggers &amp; Low, 2014; Ekman, 1979; Griesser et al, 2007; Klein, 2020; Siffczyk et al, 2003; SLU Artdatabanken, 2021).</w:t>
+      </w:r>
+    </w:p>
+    <w:p>
+      <w:r>
+        <w:rPr>
+          <w:b/>
+        </w:rPr>
+        <w:t>Tretåig hackspett (NT, §4)</w:t>
+      </w:r>
+      <w:r>
+        <w:t xml:space="preserve"> är rödlistad som nära hotad och ingår i bilaga 1 i EU:s fågeldirektiv. Tretåig hackspett är för sin överlevnad beroende av kontinuerlig tillförsel av äldre döende och död ved, som sker genom naturliga självgallringsprocesser i äldre grannaturskogar och barrblandade naturskogar. Om en skog genom skogsbruk gallras eller glesas ur så upphör och uteblir i stort sett den naturliga självgallringsprocessen för mycket lång tid framöver vilket omöjliggör upprätthållandet av den kontinuerliga ekologiska funktionen i ett område. Det finns studier som visar att naturskogens självgallringsprocess som den tretåiga hackspetten är beroende av, inte kan ersättas med efterlämnad hänsyn i skogsbruket (Imbeau &amp; Desrochers, 2002). Storleken på häckningsreviret varierar med skogstypen, förekomsten av död ved och graden av fragmentering, men är i allmänhet i storleksordningen 25–100 hektar. Vintertid krävs ofta betydligt större områden och det finns studier som antyder att arten behöver minst 100 hektar äldre skog. I områden med låg bonitet kan det behövas över 200 hektar lämpligt habitat för att ett par ska kunna reproducera sig. Områden med dokumenterad permanent förekomst i naturskogsmiljöer har vanligen så stora naturvärden att skogsbruk är olämpligt. Tretåig hackspett är typisk art för </w:t>
+      </w:r>
+      <w:r>
+        <w:rPr>
+          <w:i/>
+        </w:rPr>
+        <w:t xml:space="preserve">9010 Taiga, 9740 Skogsbevuxen myr, 9030 Landhöjningsskog </w:t>
+      </w:r>
+      <w:r>
+        <w:t xml:space="preserve">och </w:t>
+      </w:r>
+      <w:r>
+        <w:rPr>
+          <w:i/>
+        </w:rPr>
+        <w:t>9040 Fjällbjörkskog</w:t>
+      </w:r>
+      <w:r>
+        <w:t xml:space="preserve"> (Skogsstyrelsen, 2016; SLU Artdatabanken, 2024).</w:t>
+      </w:r>
+    </w:p>
+    <w:p>
+      <w:r>
+        <w:rPr>
+          <w:b/>
+        </w:rPr>
+        <w:t>Ullticka (NT)</w:t>
+      </w:r>
+      <w:r>
+        <w:t xml:space="preserve"> är knuten till restbestånd av barrnaturskog och förekommer med ett tydligt optimum i orörda eller måttligt påverkade gamla granskogar där det föreligger viss kontinuitet av grov död ved. Ullticka är en bra signalart inom hela sitt utbredningsområde och i södra Sverige är den sällsynt och en god signalart för skyddsvärda granskogsmiljöer. Den hotas av avverkning och fragmentering av naturskog och äldre granskog med lång trädkontinuitet. På ullticka kan ibland ulltickeporing (VU) påträffas - det är en sällsynt ticka som nyligen delats upp i de tre olika arterna ulltickeporing </w:t>
+      </w:r>
+      <w:r>
+        <w:rPr>
+          <w:i/>
+        </w:rPr>
+        <w:t xml:space="preserve">Skeletocutis brevispora </w:t>
+      </w:r>
+      <w:r>
+        <w:t>(VU)</w:t>
+      </w:r>
+      <w:r>
+        <w:rPr>
+          <w:i/>
+        </w:rPr>
+        <w:t>, Skeletocutis delicata</w:t>
+      </w:r>
+      <w:r>
+        <w:t xml:space="preserve"> (VU)</w:t>
+      </w:r>
+      <w:r>
+        <w:rPr>
+          <w:i/>
+        </w:rPr>
+        <w:t xml:space="preserve"> och Skeletocutis exilis</w:t>
+      </w:r>
+      <w:r>
+        <w:t xml:space="preserve"> (NT). Ullticka är typisk art för </w:t>
+      </w:r>
+      <w:r>
+        <w:rPr>
+          <w:i/>
+        </w:rPr>
+        <w:t xml:space="preserve">9010 Taiga, 9050 Näringsrik granskog </w:t>
+      </w:r>
+      <w:r>
+        <w:t xml:space="preserve">och </w:t>
+      </w:r>
+      <w:r>
+        <w:rPr>
+          <w:i/>
+        </w:rPr>
+        <w:t>9030 Landhöjningsskog</w:t>
+      </w:r>
+      <w:r>
+        <w:t xml:space="preserve"> (SLU Artdatabanken, 2026; Nitare &amp; Skogsstyrelsen, 2019; Miettinen &amp; Niemelä, 2018).</w:t>
+      </w:r>
+    </w:p>
+    <w:p>
+      <w:r>
+        <w:rPr>
+          <w:b/>
+        </w:rPr>
+        <w:t xml:space="preserve">Vedticka </w:t>
+      </w:r>
+      <w:r>
+        <w:t xml:space="preserve">är en bra signalart söder om den naturliga norrlandsgränsen. Den är huvudsakligen knuten till äldre barrskogar där det föreligger långvarig kontinuitet av död barrved. Vedticka är typisk art för </w:t>
+      </w:r>
+      <w:r>
+        <w:rPr>
+          <w:i/>
+        </w:rPr>
+        <w:t xml:space="preserve">9010 Taiga </w:t>
+      </w:r>
+      <w:r>
+        <w:t>(Nitare &amp; Skogsstyrelsen, 2019; SLU Artdatabanken, 2025).</w:t>
+      </w:r>
+    </w:p>
+    <w:p>
+      <w:r>
+        <w:rPr>
+          <w:b/>
+        </w:rPr>
+        <w:t>Gråspett (§4)</w:t>
+      </w:r>
+      <w:r>
+        <w:t xml:space="preserve"> är fridlyst enligt 4§ artskyddsförordningen och upptagen i bilaga 1 fågeldirektivet. Gråspetten är en bra indikator för lövrika områden på landskapsnivå och försvinner när gles, flerskiktad, lövrik skog med hög andel döda och döende träd ersätts av täta, barrdominerade likåldriga bestånd. Arten missgynnas av skogliga åtgärder som minskar mängden död ved, som t.ex. bortrensning av vindfällen, avverkning i sumpskogsmiljöer och på brandfält. Häckningsreviret är stort, cirka 50–100 hektar. Under vintern är gråspetten mer beroende av äldre skog och döda träd och kan då röra sig över betydligt större områden, uppemot 2000–5000 hektar. Gråspett är typisk art för </w:t>
+      </w:r>
+      <w:r>
+        <w:rPr>
+          <w:i/>
+        </w:rPr>
+        <w:t xml:space="preserve">9010 Taiga </w:t>
+      </w:r>
+      <w:r>
+        <w:t>(Skogsstyrelsen, 2016; SLU Artdatabanken, 2025).</w:t>
+      </w:r>
+    </w:p>
+    <w:p>
+      <w:r>
+        <w:rPr>
+          <w:b/>
+        </w:rPr>
+        <w:t>Tofsmes (§4)</w:t>
+      </w:r>
+      <w:r>
+        <w:t xml:space="preserve"> häckar i barr- och blandskog, främst i tallskog. Tofsmes är typisk art för </w:t>
+      </w:r>
+      <w:r>
+        <w:rPr>
+          <w:i/>
+        </w:rPr>
+        <w:t xml:space="preserve">9010 Taiga </w:t>
+      </w:r>
+      <w:r>
+        <w:t>(SLU Artdatabanken, 2025).</w:t>
       </w:r>
     </w:p>
     <w:p>
@@ -368,6 +622,22 @@
       <w:r>
         <w:t>I den avverkningsanmälda skogen har fridlysta arter sina livsmiljöer och växtplatser. Att skada de fridlysta arternas livsmiljöer, växtplatser eller ekologiska funktion är inte tillåtet enligt artskyddsförordningen.</w:t>
       </w:r>
+      <w:r>
+        <w:rPr>
+          <w:i/>
+        </w:rPr>
+        <w:t xml:space="preserve"> EU:s medlemsländer och skogsbolag är skyldiga att agera i enlighet med EU:s fågeldirektiv där det uttryckligen står att direktivet gäller för fåglar samt för deras ägg, bon och </w:t>
+      </w:r>
+      <w:r>
+        <w:rPr>
+          <w:b/>
+          <w:i/>
+        </w:rPr>
+        <w:t xml:space="preserve">livsmiljöer </w:t>
+      </w:r>
+      <w:r>
+        <w:t>(artikel 1). Vidare att de åtgärder som vidtas inte får leda till en försämring av den nuvarande situationen beträffande bevarandet av de fågelarter som avses i artikel 1 (artikel 13).</w:t>
+      </w:r>
     </w:p>
     <w:p>
       <w:r>
@@ -406,7 +676,7 @@
         <w:rPr>
           <w:i/>
         </w:rPr>
-        <w:t>I det avverkningsanmälda skogsområdet har 3 naturvårdsarter varav 2 rödlistade arter sina livsmiljöer och växtplatser.</w:t>
+        <w:t>I det avverkningsanmälda skogsområdet har 13 naturvårdsarter varav 9 rödlistade arter sina livsmiljöer och växtplatser.</w:t>
       </w:r>
     </w:p>
     <w:p>
@@ -735,6 +1005,327 @@
       </w:r>
       <w:r>
         <w:t>https://artfakta.se/taxa/205998</w:t>
+      </w:r>
+    </w:p>
+    <w:p>
+      <w:pPr>
+        <w:pStyle w:val="Heading1"/>
+      </w:pPr>
+      <w:r>
+        <w:t>Talltita – ekologi samt krav på livsmiljön</w:t>
+      </w:r>
+    </w:p>
+    <w:p>
+      <w:r>
+        <w:t>Talltita är rödlistad som NT, fridlyst och prioriterad art i Skogsvårdslagen. Den omfattas av EU:s fågeldirektiv. Arten har minskat kraftigt de senaste 30 åren och minskningstakten innevarande 10-årsperiod beräknas till 20 (10–30) % (SLU Artdatabanken, 2022).</w:t>
+      </w:r>
+    </w:p>
+    <w:p>
+      <w:r>
+        <w:t>Talltita föredrar större sammanhängande barrskogar, och finns såväl i tallskog som granskog och i lövblandad barrskog. Skogens struktur är viktig och ska helst vara flerskiktad med riklig underväxt av mindre granar, björk och andra lövträd och buskar. Tillgång på murknande högstubbar är särskilt viktig, eftersom talltitan helst själv hackar ut sitt bohål (SLU Artdatabanken, 2022).</w:t>
+      </w:r>
+    </w:p>
+    <w:p>
+      <w:r>
+        <w:t>Det finns flera studier som visar att talltita är känslig för gallring och inte överlever när dess livsmiljö kalavverkas (Eggers and Low, 2014; Griesser et al., 2007; Klein, 2020). Talltitans revir är förhållandevis stora, 10–20 hektar och arten missgynnas när skogen fragmenteras. Kalavverkning av större delar av reviret innebär att det överges (Artdatabanken, 2021).</w:t>
+      </w:r>
+    </w:p>
+    <w:p>
+      <w:r>
+        <w:t>Talltitan är synnerligen trogen sitt revir så länge paret lever och biotopen förblir intakt. Paret stannar i sitt revir året om. En förlust av ett revir har därför en stor inverkan på den lokala populationen och trakthyggesbruket anses vara orsak till den svenska populationens kraftiga minskning. Talltiteparets revirtrohet innebär att närhelst under året man observerar en adult talltita så ingår denna plats i reviret (Siffczyk et al., 2003; Ekman, 1979).</w:t>
+      </w:r>
+    </w:p>
+    <w:p>
+      <w:pPr>
+        <w:pStyle w:val="Heading2"/>
+      </w:pPr>
+      <w:r>
+        <w:t>Referenser – talltita</w:t>
+      </w:r>
+    </w:p>
+    <w:p>
+      <w:r>
+        <w:t xml:space="preserve">Eggers, S., Low, M., 2014. </w:t>
+      </w:r>
+      <w:r>
+        <w:rPr>
+          <w:i/>
+        </w:rPr>
+        <w:t xml:space="preserve">Differential demographic responses of sympatric Parids to vegetation management in boreal forest. </w:t>
+      </w:r>
+      <w:r>
+        <w:t>For. Ecol. Manage. 319, 169–175.</w:t>
+      </w:r>
+    </w:p>
+    <w:p>
+      <w:r>
+        <w:t xml:space="preserve">Ekman, J., 1979. </w:t>
+      </w:r>
+      <w:r>
+        <w:rPr>
+          <w:i/>
+        </w:rPr>
+        <w:t xml:space="preserve">Coherence, composition and territories of winter social groups of the Willow Tit Parus montanus and the Crested Tit P. cristatus. </w:t>
+      </w:r>
+      <w:r>
+        <w:t>Ornis Scandinavica, 10, pp 56–68</w:t>
+      </w:r>
+    </w:p>
+    <w:p>
+      <w:r>
+        <w:t xml:space="preserve">Griesser, M., Nystrand, M., Eggers, S., Ekman, J., 2007. </w:t>
+      </w:r>
+      <w:r>
+        <w:rPr>
+          <w:i/>
+        </w:rPr>
+        <w:t xml:space="preserve">Impact of forestry practices on fitness correlates and population productivity in an open-nesting bird species. </w:t>
+      </w:r>
+      <w:r>
+        <w:t>Conserv. Biol. 21, 767–774. https://doi.org/10.1111/j.1523- 1739.2007.00675.x</w:t>
+      </w:r>
+    </w:p>
+    <w:p>
+      <w:r>
+        <w:t xml:space="preserve">Klein, J., 2020. </w:t>
+      </w:r>
+      <w:r>
+        <w:rPr>
+          <w:i/>
+        </w:rPr>
+        <w:t xml:space="preserve">The forgotten forest – On thinning, retention, and biodiversity in the boreal forest. </w:t>
+      </w:r>
+      <w:r>
+        <w:t>Doctoral Thesis No. 2020:50</w:t>
+      </w:r>
+    </w:p>
+    <w:p>
+      <w:r>
+        <w:t xml:space="preserve">Siffczyk, C., Brotons, L., Kangas, K., Orell, M., 2003. </w:t>
+      </w:r>
+      <w:r>
+        <w:rPr>
+          <w:i/>
+        </w:rPr>
+        <w:t xml:space="preserve">Home range size of willow tits. </w:t>
+      </w:r>
+      <w:r>
+        <w:t>Oecologica, 136, 635–642 (2003)</w:t>
+      </w:r>
+    </w:p>
+    <w:p>
+      <w:r>
+        <w:t xml:space="preserve">SLU Artdatabanken, 2021. </w:t>
+      </w:r>
+      <w:r>
+        <w:rPr>
+          <w:i/>
+        </w:rPr>
+        <w:t xml:space="preserve">Artfaktablad. Naturvård – artfakta. </w:t>
+      </w:r>
+      <w:r>
+        <w:t>SLU Artdatabanken, Uppsala</w:t>
+      </w:r>
+    </w:p>
+    <w:p>
+      <w:pPr>
+        <w:pStyle w:val="Heading1"/>
+      </w:pPr>
+      <w:r>
+        <w:t>Tretåig hackspett – ekologi samt krav på livsmiljön</w:t>
+      </w:r>
+    </w:p>
+    <w:p>
+      <w:r>
+        <w:t xml:space="preserve">Tretåig hackspett (NT) är fridlyst enligt §4 Artskyddsförordningen och finns med som prioriterad art i Skogsstyrelsen vägledning för skogsbruket (bilaga 4 till SVL). I vägledningen står bland annat att: </w:t>
+      </w:r>
+      <w:r>
+        <w:rPr>
+          <w:i/>
+        </w:rPr>
+        <w:t xml:space="preserve">“Tretåig hackspett har stora arealkrav och höga krav på sin livsmiljö. Omdaningen av naturskogar till kulturskogar medför en förlust av viktiga miljöer, något som förstärks av ökad fragmentering till följd av avverkningar.” </w:t>
+      </w:r>
+      <w:r>
+        <w:t xml:space="preserve">Vidare att: </w:t>
+      </w:r>
+      <w:r>
+        <w:rPr>
+          <w:i/>
+        </w:rPr>
+        <w:t>“Områden med dokumenterad permanent förekomst i naturskogsmiljöer har vanligen så stora naturvärden att skogsbruk är olämpligt”</w:t>
+      </w:r>
+      <w:r>
+        <w:t xml:space="preserve"> (SLU Artdatabanken, 2024; Skogsstyrelsen, 2016)</w:t>
+      </w:r>
+      <w:r>
+        <w:rPr>
+          <w:i/>
+        </w:rPr>
+        <w:t>.</w:t>
+      </w:r>
+    </w:p>
+    <w:p>
+      <w:r>
+        <w:t>Tretåig hackspett är beroende av större sammanhängande naturskogar med kontinuerlig tillgång och nybildning av död ved och fragmentering av livsmiljöerna utgör ett stort hot mot arten (se exempelvis Stachura-Skierczynska et al., 2009; Wesolowski et al., 2005; Butler et al., 2004; Pakkala et al., 2002; Amcoff et al., 1996; Virkkala, 1991). Det finns studier som visar att naturskogens självgallringsprocess som den tretåiga hackspetten är beroende av, inte kan ersättas med efterlämnad hänsyn i skogsbruket (Imbeau &amp; Desrochers, 2002).</w:t>
+      </w:r>
+    </w:p>
+    <w:p>
+      <w:r>
+        <w:t>Permanenta revir av tretåig hackspett karaktäriseras ofta av artens typiska ringformigt ordnade hackmärken på framför allt gamla granar. För att säkerställa att inte revir av tretåig hackspett drabbas av avverkningsplanerna bör en inventering göras i området både under häckningstid och under vintern, då arten utnyttjar betydligt större områden än under sommarens häckningsrevir. Storleken på häckningsreviret varierar med skogstypen, förekomsten av död ved och graden av fragmentering, men är i allmänhet i storleksordningen 25–100 hektar (SLU Artdatabanken, 2024; Skogsstyrelsen, 2016).</w:t>
+      </w:r>
+    </w:p>
+    <w:p>
+      <w:r>
+        <w:t xml:space="preserve">Förutom fridlysning enligt §4 Artskyddsförordningen är tretåig hackspett även förtecknad i EU:s fågeldirektiv bilaga 1. Den är typisk art för </w:t>
+      </w:r>
+      <w:r>
+        <w:rPr>
+          <w:i/>
+        </w:rPr>
+        <w:t xml:space="preserve">9010 Taiga, 9740 Skogsbevuxen myr, 9030 Landhöjningsskog </w:t>
+      </w:r>
+      <w:r>
+        <w:t xml:space="preserve">och </w:t>
+      </w:r>
+      <w:r>
+        <w:rPr>
+          <w:i/>
+        </w:rPr>
+        <w:t>9040 Fjällbjörkskog</w:t>
+      </w:r>
+      <w:r>
+        <w:t xml:space="preserve"> samt ingår i Natura 2000 och är förtecknad i Bernkonventionen bilaga II (strikt skyddade djurarter) (SLU Artdatabanken, 2024; Skogsstyrelsen, 2016).</w:t>
+      </w:r>
+    </w:p>
+    <w:p>
+      <w:pPr>
+        <w:pStyle w:val="Heading2"/>
+      </w:pPr>
+      <w:r>
+        <w:t>Referenser – tretåig hackspett</w:t>
+      </w:r>
+    </w:p>
+    <w:p>
+      <w:r>
+        <w:t xml:space="preserve">Amcoff, M. &amp; Eriksson, P. 1996. </w:t>
+      </w:r>
+      <w:r>
+        <w:rPr>
+          <w:i/>
+        </w:rPr>
+        <w:t xml:space="preserve">Förekomst av tretåig hackspett Picoides tridactylus på bestånds- och landskapsnivå. </w:t>
+      </w:r>
+      <w:r>
+        <w:t>Ornis Svecica 6: 107–119.</w:t>
+      </w:r>
+    </w:p>
+    <w:p>
+      <w:r>
+        <w:t xml:space="preserve">Butler, R., Angelstam, P., Ekelund, P. &amp; Schlaeffer, R. 2004. </w:t>
+      </w:r>
+      <w:r>
+        <w:rPr>
+          <w:i/>
+        </w:rPr>
+        <w:t xml:space="preserve">Dead wood threshold values for the three-toed woodpecker presence in boreal and sub-Alpine forest. </w:t>
+      </w:r>
+      <w:r>
+        <w:t>Biological conservation 119(3): 305–318.</w:t>
+      </w:r>
+    </w:p>
+    <w:p>
+      <w:r>
+        <w:t xml:space="preserve">Imbeau, L. &amp; Desrochers, A. 2002. </w:t>
+      </w:r>
+      <w:r>
+        <w:rPr>
+          <w:i/>
+        </w:rPr>
+        <w:t xml:space="preserve">Foraging Ecology and Use of Drumming Trees by Three-Toed Woodpeckers. </w:t>
+      </w:r>
+      <w:r>
+        <w:t>The Journal of Wildlife Management. Vol. 66, No. 1 (Jan., 2002), pp. 222–231.</w:t>
+      </w:r>
+    </w:p>
+    <w:p>
+      <w:r>
+        <w:t xml:space="preserve">Pakkala, T., Hanski, I. &amp; Tomppo, E. 2002. </w:t>
+      </w:r>
+      <w:r>
+        <w:rPr>
+          <w:i/>
+        </w:rPr>
+        <w:t xml:space="preserve">Spatial ecology of the three-toed woodpecker in managed forest landscapes. </w:t>
+      </w:r>
+      <w:r>
+        <w:t>Silva Fennica 36(1): 279–288.</w:t>
+      </w:r>
+    </w:p>
+    <w:p>
+      <w:r>
+        <w:t xml:space="preserve">Skogsstyrelsen, 2016. </w:t>
+      </w:r>
+      <w:r>
+        <w:rPr>
+          <w:i/>
+        </w:rPr>
+        <w:t>Vägledning för hänsyn till fåglar – Tretåig hackspett.</w:t>
+      </w:r>
+    </w:p>
+    <w:p>
+      <w:r>
+        <w:t xml:space="preserve">SLU Artdatabanken, 2024. </w:t>
+      </w:r>
+      <w:r>
+        <w:rPr>
+          <w:i/>
+        </w:rPr>
+        <w:t xml:space="preserve">Artfaktablad. Naturvård – artfakta. </w:t>
+      </w:r>
+      <w:r>
+        <w:t>SLU Artdatabanken, Uppsala.</w:t>
+      </w:r>
+    </w:p>
+    <w:p>
+      <w:r>
+        <w:t xml:space="preserve">Stachura-Skierczynska, K., Tumiel, T. &amp; Skierczynski, M. 2009. </w:t>
+      </w:r>
+      <w:r>
+        <w:rPr>
+          <w:i/>
+        </w:rPr>
+        <w:t xml:space="preserve">Habitat prediction model for three-toed woodpecker and its implications for the conservation of biologically valuable forests. </w:t>
+      </w:r>
+      <w:r>
+        <w:t>Forest Ecology and Management 258(5): 697–703.</w:t>
+      </w:r>
+    </w:p>
+    <w:p>
+      <w:r>
+        <w:t xml:space="preserve">Virkkala, R. 1991. </w:t>
+      </w:r>
+      <w:r>
+        <w:rPr>
+          <w:i/>
+        </w:rPr>
+        <w:t xml:space="preserve">Population trends of forest birds in a Finnish Lapland landscape of large habitat blocks – Consequences of stochastic environmental variation or regional habitat alteration. </w:t>
+      </w:r>
+      <w:r>
+        <w:t>Biological conservation 56(2): 223–240.</w:t>
+      </w:r>
+    </w:p>
+    <w:p>
+      <w:r>
+        <w:t xml:space="preserve">Wesolowski, T., Czeszczewik, D. &amp; Rowinski, P. 2005. </w:t>
+      </w:r>
+      <w:r>
+        <w:rPr>
+          <w:i/>
+        </w:rPr>
+        <w:t xml:space="preserve">Effects of forest management on Three-toed Woodpecker Picoides tridactylus distribution in the Bialowieza Forest (NE Poland): conservation implications. </w:t>
+      </w:r>
+      <w:r>
+        <w:t>Acta Ornithologica 40(1): 53–60.</w:t>
       </w:r>
     </w:p>
     <w:sectPr>
@@ -865,7 +1456,7 @@
     <w:r>
       <w:tab/>
       <w:tab/>
-      <w:t>2026-09-15</w:t>
+      <w:t>2026-09-16</w:t>
       <w:br/>
       <w:br/>
     </w:r>

--- a/klagomål/A 18655-2025 FSC-klagomål.docx
+++ b/klagomål/A 18655-2025 FSC-klagomål.docx
@@ -1456,7 +1456,7 @@
     <w:r>
       <w:tab/>
       <w:tab/>
-      <w:t>2026-09-16</w:t>
+      <w:t>2026-09-17</w:t>
       <w:br/>
       <w:br/>
     </w:r>

--- a/klagomål/A 18655-2025 FSC-klagomål.docx
+++ b/klagomål/A 18655-2025 FSC-klagomål.docx
@@ -1456,7 +1456,7 @@
     <w:r>
       <w:tab/>
       <w:tab/>
-      <w:t>2026-09-17</w:t>
+      <w:t>2026-09-18</w:t>
       <w:br/>
       <w:br/>
     </w:r>

--- a/klagomål/A 18655-2025 FSC-klagomål.docx
+++ b/klagomål/A 18655-2025 FSC-klagomål.docx
@@ -1456,7 +1456,7 @@
     <w:r>
       <w:tab/>
       <w:tab/>
-      <w:t>2026-09-18</w:t>
+      <w:t>2026-09-19</w:t>
       <w:br/>
       <w:br/>
     </w:r>

--- a/klagomål/A 18655-2025 FSC-klagomål.docx
+++ b/klagomål/A 18655-2025 FSC-klagomål.docx
@@ -1456,7 +1456,7 @@
     <w:r>
       <w:tab/>
       <w:tab/>
-      <w:t>2026-09-19</w:t>
+      <w:t>2026-09-21</w:t>
       <w:br/>
       <w:br/>
     </w:r>

--- a/klagomål/A 18655-2025 FSC-klagomål.docx
+++ b/klagomål/A 18655-2025 FSC-klagomål.docx
@@ -1456,7 +1456,7 @@
     <w:r>
       <w:tab/>
       <w:tab/>
-      <w:t>2026-09-21</w:t>
+      <w:t>2026-09-23</w:t>
       <w:br/>
       <w:br/>
     </w:r>

--- a/klagomål/A 18655-2025 FSC-klagomål.docx
+++ b/klagomål/A 18655-2025 FSC-klagomål.docx
@@ -1456,7 +1456,7 @@
     <w:r>
       <w:tab/>
       <w:tab/>
-      <w:t>2026-09-23</w:t>
+      <w:t>2026-09-24</w:t>
       <w:br/>
       <w:br/>
     </w:r>

--- a/klagomål/A 18655-2025 FSC-klagomål.docx
+++ b/klagomål/A 18655-2025 FSC-klagomål.docx
@@ -1456,7 +1456,7 @@
     <w:r>
       <w:tab/>
       <w:tab/>
-      <w:t>2026-09-24</w:t>
+      <w:t>2026-09-25</w:t>
       <w:br/>
       <w:br/>
     </w:r>

--- a/klagomål/A 18655-2025 FSC-klagomål.docx
+++ b/klagomål/A 18655-2025 FSC-klagomål.docx
@@ -1456,7 +1456,7 @@
     <w:r>
       <w:tab/>
       <w:tab/>
-      <w:t>2026-09-25</w:t>
+      <w:t>2026-09-26</w:t>
       <w:br/>
       <w:br/>
     </w:r>

--- a/klagomål/A 18655-2025 FSC-klagomål.docx
+++ b/klagomål/A 18655-2025 FSC-klagomål.docx
@@ -1456,7 +1456,7 @@
     <w:r>
       <w:tab/>
       <w:tab/>
-      <w:t>2026-09-26</w:t>
+      <w:t>2026-09-27</w:t>
       <w:br/>
       <w:br/>
     </w:r>

--- a/klagomål/A 18655-2025 FSC-klagomål.docx
+++ b/klagomål/A 18655-2025 FSC-klagomål.docx
@@ -1456,7 +1456,7 @@
     <w:r>
       <w:tab/>
       <w:tab/>
-      <w:t>2026-09-27</w:t>
+      <w:t>2026-09-28</w:t>
       <w:br/>
       <w:br/>
     </w:r>

--- a/klagomål/A 18655-2025 FSC-klagomål.docx
+++ b/klagomål/A 18655-2025 FSC-klagomål.docx
@@ -1456,7 +1456,7 @@
     <w:r>
       <w:tab/>
       <w:tab/>
-      <w:t>2026-09-28</w:t>
+      <w:t>2026-09-29</w:t>
       <w:br/>
       <w:br/>
     </w:r>

--- a/klagomål/A 18655-2025 FSC-klagomål.docx
+++ b/klagomål/A 18655-2025 FSC-klagomål.docx
@@ -1456,7 +1456,7 @@
     <w:r>
       <w:tab/>
       <w:tab/>
-      <w:t>2026-09-29</w:t>
+      <w:t>2026-09-30</w:t>
       <w:br/>
       <w:br/>
     </w:r>

--- a/klagomål/A 18655-2025 FSC-klagomål.docx
+++ b/klagomål/A 18655-2025 FSC-klagomål.docx
@@ -1456,7 +1456,7 @@
     <w:r>
       <w:tab/>
       <w:tab/>
-      <w:t>2026-09-30</w:t>
+      <w:t>2026-10-01</w:t>
       <w:br/>
       <w:br/>
     </w:r>

--- a/klagomål/A 18655-2025 FSC-klagomål.docx
+++ b/klagomål/A 18655-2025 FSC-klagomål.docx
@@ -1456,7 +1456,7 @@
     <w:r>
       <w:tab/>
       <w:tab/>
-      <w:t>2026-10-01</w:t>
+      <w:t>2026-10-02</w:t>
       <w:br/>
       <w:br/>
     </w:r>

--- a/klagomål/A 18655-2025 FSC-klagomål.docx
+++ b/klagomål/A 18655-2025 FSC-klagomål.docx
@@ -1456,7 +1456,7 @@
     <w:r>
       <w:tab/>
       <w:tab/>
-      <w:t>2026-10-02</w:t>
+      <w:t>2026-10-03</w:t>
       <w:br/>
       <w:br/>
     </w:r>

--- a/klagomål/A 18655-2025 FSC-klagomål.docx
+++ b/klagomål/A 18655-2025 FSC-klagomål.docx
@@ -1456,7 +1456,7 @@
     <w:r>
       <w:tab/>
       <w:tab/>
-      <w:t>2026-10-03</w:t>
+      <w:t>2026-10-04</w:t>
       <w:br/>
       <w:br/>
     </w:r>

--- a/klagomål/A 18655-2025 FSC-klagomål.docx
+++ b/klagomål/A 18655-2025 FSC-klagomål.docx
@@ -1456,7 +1456,7 @@
     <w:r>
       <w:tab/>
       <w:tab/>
-      <w:t>2026-10-04</w:t>
+      <w:t>2026-10-05</w:t>
       <w:br/>
       <w:br/>
     </w:r>

--- a/klagomål/A 18655-2025 FSC-klagomål.docx
+++ b/klagomål/A 18655-2025 FSC-klagomål.docx
@@ -1456,7 +1456,7 @@
     <w:r>
       <w:tab/>
       <w:tab/>
-      <w:t>2026-10-05</w:t>
+      <w:t>2026-10-06</w:t>
       <w:br/>
       <w:br/>
     </w:r>

--- a/klagomål/A 18655-2025 FSC-klagomål.docx
+++ b/klagomål/A 18655-2025 FSC-klagomål.docx
@@ -1456,7 +1456,7 @@
     <w:r>
       <w:tab/>
       <w:tab/>
-      <w:t>2026-10-06</w:t>
+      <w:t>2026-10-07</w:t>
       <w:br/>
       <w:br/>
     </w:r>

--- a/klagomål/A 18655-2025 FSC-klagomål.docx
+++ b/klagomål/A 18655-2025 FSC-klagomål.docx
@@ -1456,7 +1456,7 @@
     <w:r>
       <w:tab/>
       <w:tab/>
-      <w:t>2026-10-07</w:t>
+      <w:t>2026-10-08</w:t>
       <w:br/>
       <w:br/>
     </w:r>

--- a/klagomål/A 18655-2025 FSC-klagomål.docx
+++ b/klagomål/A 18655-2025 FSC-klagomål.docx
@@ -1456,7 +1456,7 @@
     <w:r>
       <w:tab/>
       <w:tab/>
-      <w:t>2026-10-08</w:t>
+      <w:t>2026-10-09</w:t>
       <w:br/>
       <w:br/>
     </w:r>

--- a/klagomål/A 18655-2025 FSC-klagomål.docx
+++ b/klagomål/A 18655-2025 FSC-klagomål.docx
@@ -1456,7 +1456,7 @@
     <w:r>
       <w:tab/>
       <w:tab/>
-      <w:t>2026-10-09</w:t>
+      <w:t>2026-10-10</w:t>
       <w:br/>
       <w:br/>
     </w:r>

--- a/klagomål/A 18655-2025 FSC-klagomål.docx
+++ b/klagomål/A 18655-2025 FSC-klagomål.docx
@@ -1456,7 +1456,7 @@
     <w:r>
       <w:tab/>
       <w:tab/>
-      <w:t>2026-10-10</w:t>
+      <w:t>2026-10-11</w:t>
       <w:br/>
       <w:br/>
     </w:r>

--- a/klagomål/A 18655-2025 FSC-klagomål.docx
+++ b/klagomål/A 18655-2025 FSC-klagomål.docx
@@ -1456,7 +1456,7 @@
     <w:r>
       <w:tab/>
       <w:tab/>
-      <w:t>2026-10-11</w:t>
+      <w:t>2026-10-12</w:t>
       <w:br/>
       <w:br/>
     </w:r>

--- a/klagomål/A 18655-2025 FSC-klagomål.docx
+++ b/klagomål/A 18655-2025 FSC-klagomål.docx
@@ -1456,7 +1456,7 @@
     <w:r>
       <w:tab/>
       <w:tab/>
-      <w:t>2026-10-12</w:t>
+      <w:t>2026-10-13</w:t>
       <w:br/>
       <w:br/>
     </w:r>

--- a/klagomål/A 18655-2025 FSC-klagomål.docx
+++ b/klagomål/A 18655-2025 FSC-klagomål.docx
@@ -1456,7 +1456,7 @@
     <w:r>
       <w:tab/>
       <w:tab/>
-      <w:t>2026-10-13</w:t>
+      <w:t>2026-10-14</w:t>
       <w:br/>
       <w:br/>
     </w:r>

--- a/klagomål/A 18655-2025 FSC-klagomål.docx
+++ b/klagomål/A 18655-2025 FSC-klagomål.docx
@@ -1456,7 +1456,7 @@
     <w:r>
       <w:tab/>
       <w:tab/>
-      <w:t>2026-10-14</w:t>
+      <w:t>2026-10-15</w:t>
       <w:br/>
       <w:br/>
     </w:r>

--- a/klagomål/A 18655-2025 FSC-klagomål.docx
+++ b/klagomål/A 18655-2025 FSC-klagomål.docx
@@ -1456,7 +1456,7 @@
     <w:r>
       <w:tab/>
       <w:tab/>
-      <w:t>2026-10-15</w:t>
+      <w:t>2026-10-16</w:t>
       <w:br/>
       <w:br/>
     </w:r>

--- a/klagomål/A 18655-2025 FSC-klagomål.docx
+++ b/klagomål/A 18655-2025 FSC-klagomål.docx
@@ -1456,7 +1456,7 @@
     <w:r>
       <w:tab/>
       <w:tab/>
-      <w:t>2026-10-16</w:t>
+      <w:t>2026-10-17</w:t>
       <w:br/>
       <w:br/>
     </w:r>

--- a/klagomål/A 18655-2025 FSC-klagomål.docx
+++ b/klagomål/A 18655-2025 FSC-klagomål.docx
@@ -1456,7 +1456,7 @@
     <w:r>
       <w:tab/>
       <w:tab/>
-      <w:t>2026-10-17</w:t>
+      <w:t>2026-10-18</w:t>
       <w:br/>
       <w:br/>
     </w:r>

--- a/klagomål/A 18655-2025 FSC-klagomål.docx
+++ b/klagomål/A 18655-2025 FSC-klagomål.docx
@@ -1456,7 +1456,7 @@
     <w:r>
       <w:tab/>
       <w:tab/>
-      <w:t>2026-10-18</w:t>
+      <w:t>2026-10-19</w:t>
       <w:br/>
       <w:br/>
     </w:r>

--- a/klagomål/A 18655-2025 FSC-klagomål.docx
+++ b/klagomål/A 18655-2025 FSC-klagomål.docx
@@ -1456,7 +1456,7 @@
     <w:r>
       <w:tab/>
       <w:tab/>
-      <w:t>2026-10-19</w:t>
+      <w:t>2026-10-20</w:t>
       <w:br/>
       <w:br/>
     </w:r>

--- a/klagomål/A 18655-2025 FSC-klagomål.docx
+++ b/klagomål/A 18655-2025 FSC-klagomål.docx
@@ -1456,7 +1456,7 @@
     <w:r>
       <w:tab/>
       <w:tab/>
-      <w:t>2026-10-20</w:t>
+      <w:t>2026-10-21</w:t>
       <w:br/>
       <w:br/>
     </w:r>

--- a/klagomål/A 18655-2025 FSC-klagomål.docx
+++ b/klagomål/A 18655-2025 FSC-klagomål.docx
@@ -1456,7 +1456,7 @@
     <w:r>
       <w:tab/>
       <w:tab/>
-      <w:t>2026-10-21</w:t>
+      <w:t>2026-10-22</w:t>
       <w:br/>
       <w:br/>
     </w:r>

--- a/klagomål/A 18655-2025 FSC-klagomål.docx
+++ b/klagomål/A 18655-2025 FSC-klagomål.docx
@@ -1456,7 +1456,7 @@
     <w:r>
       <w:tab/>
       <w:tab/>
-      <w:t>2026-10-22</w:t>
+      <w:t>2026-10-23</w:t>
       <w:br/>
       <w:br/>
     </w:r>

--- a/klagomål/A 18655-2025 FSC-klagomål.docx
+++ b/klagomål/A 18655-2025 FSC-klagomål.docx
@@ -1456,7 +1456,7 @@
     <w:r>
       <w:tab/>
       <w:tab/>
-      <w:t>2026-10-23</w:t>
+      <w:t>2026-10-24</w:t>
       <w:br/>
       <w:br/>
     </w:r>

--- a/klagomål/A 18655-2025 FSC-klagomål.docx
+++ b/klagomål/A 18655-2025 FSC-klagomål.docx
@@ -1456,7 +1456,7 @@
     <w:r>
       <w:tab/>
       <w:tab/>
-      <w:t>2026-10-24</w:t>
+      <w:t>2026-10-25</w:t>
       <w:br/>
       <w:br/>
     </w:r>

--- a/klagomål/A 18655-2025 FSC-klagomål.docx
+++ b/klagomål/A 18655-2025 FSC-klagomål.docx
@@ -1456,7 +1456,7 @@
     <w:r>
       <w:tab/>
       <w:tab/>
-      <w:t>2026-10-25</w:t>
+      <w:t>2026-10-26</w:t>
       <w:br/>
       <w:br/>
     </w:r>

--- a/klagomål/A 18655-2025 FSC-klagomål.docx
+++ b/klagomål/A 18655-2025 FSC-klagomål.docx
@@ -1456,7 +1456,7 @@
     <w:r>
       <w:tab/>
       <w:tab/>
-      <w:t>2026-10-26</w:t>
+      <w:t>2026-10-27</w:t>
       <w:br/>
       <w:br/>
     </w:r>

--- a/klagomål/A 18655-2025 FSC-klagomål.docx
+++ b/klagomål/A 18655-2025 FSC-klagomål.docx
@@ -1456,7 +1456,7 @@
     <w:r>
       <w:tab/>
       <w:tab/>
-      <w:t>2026-10-27</w:t>
+      <w:t>2026-10-28</w:t>
       <w:br/>
       <w:br/>
     </w:r>

--- a/klagomål/A 18655-2025 FSC-klagomål.docx
+++ b/klagomål/A 18655-2025 FSC-klagomål.docx
@@ -1456,7 +1456,7 @@
     <w:r>
       <w:tab/>
       <w:tab/>
-      <w:t>2026-10-28</w:t>
+      <w:t>2026-10-29</w:t>
       <w:br/>
       <w:br/>
     </w:r>

--- a/klagomål/A 18655-2025 FSC-klagomål.docx
+++ b/klagomål/A 18655-2025 FSC-klagomål.docx
@@ -1456,7 +1456,7 @@
     <w:r>
       <w:tab/>
       <w:tab/>
-      <w:t>2026-10-29</w:t>
+      <w:t>2026-10-31</w:t>
       <w:br/>
       <w:br/>
     </w:r>
